--- a/CS SEMINAR/New folder/VOICE RECOGNITION AND MACHINE TRANSLATION.docx
+++ b/CS SEMINAR/New folder/VOICE RECOGNITION AND MACHINE TRANSLATION.docx
@@ -675,6 +675,28 @@
           <w:sz w:val="24"/>
           <w:szCs w:val="24"/>
         </w:rPr>
+        <w:sectPr>
+          <w:footerReference w:type="default" r:id="rId8"/>
+          <w:pgSz w:w="11906" w:h="16838" w:code="9"/>
+          <w:pgMar w:top="1440" w:right="1440" w:bottom="1440" w:left="1440" w:header="720" w:footer="720" w:gutter="0"/>
+          <w:pgNumType w:fmt="lowerRoman" w:start="1"/>
+          <w:cols w:space="720"/>
+          <w:titlePg/>
+          <w:docGrid w:linePitch="360"/>
+        </w:sectPr>
+      </w:pPr>
+    </w:p>
+    <w:p>
+      <w:pPr>
+        <w:spacing w:after="0" w:line="240" w:lineRule="auto"/>
+        <w:jc w:val="center"/>
+        <w:rPr>
+          <w:rFonts w:ascii="Times New Roman" w:hAnsi="Times New Roman" w:cs="Times New Roman"/>
+          <w:b/>
+          <w:caps/>
+          <w:sz w:val="24"/>
+          <w:szCs w:val="24"/>
+        </w:rPr>
       </w:pPr>
       <w:r>
         <w:rPr>
@@ -1295,13 +1317,16 @@
         <w:rPr>
           <w:rFonts w:ascii="Times New Roman" w:eastAsiaTheme="majorEastAsia" w:hAnsi="Times New Roman" w:cs="Times New Roman"/>
           <w:b/>
-          <w:sz w:val="24"/>
-          <w:szCs w:val="24"/>
-        </w:rPr>
-      </w:pPr>
-      <w:r>
-        <w:rPr>
-          <w:rFonts w:ascii="Times New Roman" w:hAnsi="Times New Roman" w:cs="Times New Roman"/>
+          <w:caps/>
+          <w:sz w:val="24"/>
+          <w:szCs w:val="24"/>
+        </w:rPr>
+      </w:pPr>
+      <w:r>
+        <w:rPr>
+          <w:rFonts w:ascii="Times New Roman" w:hAnsi="Times New Roman" w:cs="Times New Roman"/>
+          <w:b/>
+          <w:caps/>
           <w:sz w:val="24"/>
           <w:szCs w:val="24"/>
         </w:rPr>
@@ -1322,166 +1347,175 @@
           <w:sz w:val="24"/>
           <w:szCs w:val="24"/>
         </w:rPr>
-        <w:sectPr>
-          <w:footerReference w:type="default" r:id="rId7"/>
-          <w:pgSz w:w="11906" w:h="16838" w:code="9"/>
-          <w:pgMar w:top="1440" w:right="1440" w:bottom="1440" w:left="1440" w:header="720" w:footer="720" w:gutter="0"/>
-          <w:pgNumType w:fmt="lowerRoman"/>
-          <w:cols w:space="720"/>
-          <w:titlePg/>
-          <w:docGrid w:linePitch="360"/>
-        </w:sectPr>
-      </w:pPr>
-    </w:p>
-    <w:p>
-      <w:pPr>
-        <w:pStyle w:val="Heading1"/>
+      </w:pPr>
+      <w:r>
+        <w:rPr>
+          <w:rFonts w:ascii="Times New Roman" w:hAnsi="Times New Roman" w:cs="Times New Roman"/>
+          <w:b/>
+          <w:color w:val="auto"/>
+          <w:sz w:val="24"/>
+          <w:szCs w:val="24"/>
+        </w:rPr>
+        <w:lastRenderedPageBreak/>
+        <w:t>Abstract</w:t>
+      </w:r>
+    </w:p>
+    <w:p>
+      <w:pPr>
+        <w:spacing w:line="240" w:lineRule="auto"/>
+        <w:jc w:val="both"/>
+        <w:rPr>
+          <w:rFonts w:ascii="Times New Roman" w:hAnsi="Times New Roman" w:cs="Times New Roman"/>
+          <w:i/>
+          <w:sz w:val="24"/>
+          <w:szCs w:val="24"/>
+        </w:rPr>
+      </w:pPr>
+      <w:r>
+        <w:rPr>
+          <w:rFonts w:ascii="Times New Roman" w:hAnsi="Times New Roman" w:cs="Times New Roman"/>
+          <w:i/>
+          <w:sz w:val="24"/>
+          <w:szCs w:val="24"/>
+        </w:rPr>
+        <w:t xml:space="preserve">Nuclear power is one of the conventional methods of generating bulk energy. There are two types of fission and fusion nuclear reactions. They are accompanied by an enormous amount of energy being generated. Ultimately, the energy of the Sun is due to an enormous thermonuclear reaction. The fusion plants ' waste products would be short-lived, declining in a decade or two to non-hazardous levels. It produces more energy than fission, but creating an atmosphere of very high temperature and pressure like that in the Sun is the main problem of fusion reaction. A new step in this field that has developed is' Bubble Power,' the revolutionary new source of energy. It works under the </w:t>
+      </w:r>
+      <w:proofErr w:type="spellStart"/>
+      <w:r>
+        <w:rPr>
+          <w:rFonts w:ascii="Times New Roman" w:hAnsi="Times New Roman" w:cs="Times New Roman"/>
+          <w:i/>
+          <w:sz w:val="24"/>
+          <w:szCs w:val="24"/>
+        </w:rPr>
+        <w:t>Sonofusion</w:t>
+      </w:r>
+      <w:proofErr w:type="spellEnd"/>
+      <w:r>
+        <w:rPr>
+          <w:rFonts w:ascii="Times New Roman" w:hAnsi="Times New Roman" w:cs="Times New Roman"/>
+          <w:i/>
+          <w:sz w:val="24"/>
+          <w:szCs w:val="24"/>
+        </w:rPr>
+        <w:t xml:space="preserve"> principle. </w:t>
+      </w:r>
+      <w:proofErr w:type="spellStart"/>
+      <w:r>
+        <w:rPr>
+          <w:rFonts w:ascii="Times New Roman" w:hAnsi="Times New Roman" w:cs="Times New Roman"/>
+          <w:i/>
+          <w:sz w:val="24"/>
+          <w:szCs w:val="24"/>
+        </w:rPr>
+        <w:t>Sonofusion</w:t>
+      </w:r>
+      <w:proofErr w:type="spellEnd"/>
+      <w:r>
+        <w:rPr>
+          <w:rFonts w:ascii="Times New Roman" w:hAnsi="Times New Roman" w:cs="Times New Roman"/>
+          <w:i/>
+          <w:sz w:val="24"/>
+          <w:szCs w:val="24"/>
+        </w:rPr>
+        <w:t xml:space="preserve"> research team from different organizations has joined forces for several years to create Acoustic Fusion Technology Energy Consortium (AFTEC) to promote </w:t>
+      </w:r>
+      <w:proofErr w:type="spellStart"/>
+      <w:r>
+        <w:rPr>
+          <w:rFonts w:ascii="Times New Roman" w:hAnsi="Times New Roman" w:cs="Times New Roman"/>
+          <w:i/>
+          <w:sz w:val="24"/>
+          <w:szCs w:val="24"/>
+        </w:rPr>
+        <w:t>sonofusion</w:t>
+      </w:r>
+      <w:proofErr w:type="spellEnd"/>
+      <w:r>
+        <w:rPr>
+          <w:rFonts w:ascii="Times New Roman" w:hAnsi="Times New Roman" w:cs="Times New Roman"/>
+          <w:i/>
+          <w:sz w:val="24"/>
+          <w:szCs w:val="24"/>
+        </w:rPr>
+        <w:t xml:space="preserve"> development. It was derived from a sonoluminescence related phenomenon. </w:t>
+      </w:r>
+      <w:proofErr w:type="spellStart"/>
+      <w:r>
+        <w:rPr>
+          <w:rFonts w:ascii="Times New Roman" w:hAnsi="Times New Roman" w:cs="Times New Roman"/>
+          <w:i/>
+          <w:sz w:val="24"/>
+          <w:szCs w:val="24"/>
+        </w:rPr>
+        <w:t>Sonofusion</w:t>
+      </w:r>
+      <w:proofErr w:type="spellEnd"/>
+      <w:r>
+        <w:rPr>
+          <w:rFonts w:ascii="Times New Roman" w:hAnsi="Times New Roman" w:cs="Times New Roman"/>
+          <w:i/>
+          <w:sz w:val="24"/>
+          <w:szCs w:val="24"/>
+        </w:rPr>
+        <w:t xml:space="preserve"> involves tiny bubbles imploded by sound waves that can fuse the nuclei of hydrogen and one day become a revolutionary new source of energy.</w:t>
+      </w:r>
+    </w:p>
+    <w:p>
+      <w:pPr>
+        <w:spacing w:line="360" w:lineRule="auto"/>
+        <w:jc w:val="both"/>
+        <w:rPr>
+          <w:rFonts w:ascii="Times New Roman" w:hAnsi="Times New Roman" w:cs="Times New Roman"/>
+        </w:rPr>
+      </w:pPr>
+      <w:r>
+        <w:rPr>
+          <w:rFonts w:ascii="Times New Roman" w:hAnsi="Times New Roman" w:cs="Times New Roman"/>
+          <w:b/>
+          <w:sz w:val="24"/>
+        </w:rPr>
+        <w:t>Keywords</w:t>
+      </w:r>
+      <w:r>
+        <w:rPr>
+          <w:rFonts w:ascii="Times New Roman" w:hAnsi="Times New Roman" w:cs="Times New Roman"/>
+          <w:sz w:val="24"/>
+        </w:rPr>
+        <w:t>: Voice Recognition, Machine Translation, Natural Language Processing, Speech-to-Text, Text-to-Speech</w:t>
+      </w:r>
+      <w:r>
+        <w:rPr>
+          <w:rFonts w:ascii="Times New Roman" w:hAnsi="Times New Roman" w:cs="Times New Roman"/>
+        </w:rPr>
+        <w:t>.</w:t>
+      </w:r>
+      <w:r>
+        <w:rPr>
+          <w:rFonts w:ascii="Times New Roman" w:hAnsi="Times New Roman" w:cs="Times New Roman"/>
+        </w:rPr>
+        <w:br w:type="page"/>
+      </w:r>
+    </w:p>
+    <w:p>
+      <w:pPr>
         <w:spacing w:line="360" w:lineRule="auto"/>
         <w:ind w:left="-5"/>
         <w:jc w:val="both"/>
         <w:rPr>
           <w:rFonts w:ascii="Times New Roman" w:hAnsi="Times New Roman" w:cs="Times New Roman"/>
           <w:b/>
-          <w:caps/>
-          <w:color w:val="auto"/>
-          <w:sz w:val="24"/>
-          <w:szCs w:val="24"/>
-        </w:rPr>
-      </w:pPr>
-      <w:r>
-        <w:rPr>
-          <w:rFonts w:ascii="Times New Roman" w:hAnsi="Times New Roman" w:cs="Times New Roman"/>
-          <w:b/>
-          <w:caps/>
-          <w:color w:val="auto"/>
-          <w:sz w:val="24"/>
-          <w:szCs w:val="24"/>
-        </w:rPr>
-        <w:lastRenderedPageBreak/>
-        <w:t>ABSTRACT</w:t>
-      </w:r>
-    </w:p>
-    <w:p>
-      <w:pPr>
-        <w:spacing w:line="240" w:lineRule="auto"/>
-        <w:jc w:val="both"/>
-        <w:rPr>
-          <w:rFonts w:ascii="Times New Roman" w:hAnsi="Times New Roman" w:cs="Times New Roman"/>
-          <w:i/>
-          <w:sz w:val="24"/>
-          <w:szCs w:val="24"/>
-        </w:rPr>
-      </w:pPr>
-      <w:r>
-        <w:rPr>
-          <w:rFonts w:ascii="Times New Roman" w:hAnsi="Times New Roman" w:cs="Times New Roman"/>
-          <w:i/>
-          <w:sz w:val="24"/>
-          <w:szCs w:val="24"/>
-        </w:rPr>
-        <w:t xml:space="preserve">Nuclear power is one of the conventional methods of generating bulk energy. There are two types of fission and fusion nuclear reactions. They are accompanied by an enormous amount of energy being generated. Ultimately, the energy of the Sun is due to an enormous thermonuclear reaction. The fusion plants ' waste products would be short-lived, declining in a decade or two to non-hazardous levels. It produces more energy than fission, but creating an atmosphere of very high temperature and pressure like that in the Sun is the main problem of fusion reaction. A new step in this field that has developed is' Bubble Power,' the revolutionary new source of energy. It works under the </w:t>
-      </w:r>
-      <w:proofErr w:type="spellStart"/>
-      <w:r>
-        <w:rPr>
-          <w:rFonts w:ascii="Times New Roman" w:hAnsi="Times New Roman" w:cs="Times New Roman"/>
-          <w:i/>
-          <w:sz w:val="24"/>
-          <w:szCs w:val="24"/>
-        </w:rPr>
-        <w:t>Sonofusion</w:t>
-      </w:r>
-      <w:proofErr w:type="spellEnd"/>
-      <w:r>
-        <w:rPr>
-          <w:rFonts w:ascii="Times New Roman" w:hAnsi="Times New Roman" w:cs="Times New Roman"/>
-          <w:i/>
-          <w:sz w:val="24"/>
-          <w:szCs w:val="24"/>
-        </w:rPr>
-        <w:t xml:space="preserve"> principle. </w:t>
-      </w:r>
-      <w:proofErr w:type="spellStart"/>
-      <w:r>
-        <w:rPr>
-          <w:rFonts w:ascii="Times New Roman" w:hAnsi="Times New Roman" w:cs="Times New Roman"/>
-          <w:i/>
-          <w:sz w:val="24"/>
-          <w:szCs w:val="24"/>
-        </w:rPr>
-        <w:t>Sonofusion</w:t>
-      </w:r>
-      <w:proofErr w:type="spellEnd"/>
-      <w:r>
-        <w:rPr>
-          <w:rFonts w:ascii="Times New Roman" w:hAnsi="Times New Roman" w:cs="Times New Roman"/>
-          <w:i/>
-          <w:sz w:val="24"/>
-          <w:szCs w:val="24"/>
-        </w:rPr>
-        <w:t xml:space="preserve"> research team from different organizations has joined forces for several years to create Acoustic Fusion Technology Energy Consortium (AFTEC) to promote </w:t>
-      </w:r>
-      <w:proofErr w:type="spellStart"/>
-      <w:r>
-        <w:rPr>
-          <w:rFonts w:ascii="Times New Roman" w:hAnsi="Times New Roman" w:cs="Times New Roman"/>
-          <w:i/>
-          <w:sz w:val="24"/>
-          <w:szCs w:val="24"/>
-        </w:rPr>
-        <w:t>sonofusion</w:t>
-      </w:r>
-      <w:proofErr w:type="spellEnd"/>
-      <w:r>
-        <w:rPr>
-          <w:rFonts w:ascii="Times New Roman" w:hAnsi="Times New Roman" w:cs="Times New Roman"/>
-          <w:i/>
-          <w:sz w:val="24"/>
-          <w:szCs w:val="24"/>
-        </w:rPr>
-        <w:t xml:space="preserve"> development. It was derived from a sonoluminescence related phenomenon. </w:t>
-      </w:r>
-      <w:proofErr w:type="spellStart"/>
-      <w:r>
-        <w:rPr>
-          <w:rFonts w:ascii="Times New Roman" w:hAnsi="Times New Roman" w:cs="Times New Roman"/>
-          <w:i/>
-          <w:sz w:val="24"/>
-          <w:szCs w:val="24"/>
-        </w:rPr>
-        <w:t>Sonofusion</w:t>
-      </w:r>
-      <w:proofErr w:type="spellEnd"/>
-      <w:r>
-        <w:rPr>
-          <w:rFonts w:ascii="Times New Roman" w:hAnsi="Times New Roman" w:cs="Times New Roman"/>
-          <w:i/>
-          <w:sz w:val="24"/>
-          <w:szCs w:val="24"/>
-        </w:rPr>
-        <w:t xml:space="preserve"> involves tiny bubbles imploded by sound waves that can fuse the nuclei of hydrogen and one day become a revolutionary new source of energy.</w:t>
-      </w:r>
-    </w:p>
-    <w:p>
-      <w:pPr>
-        <w:rPr>
-          <w:rFonts w:ascii="Times New Roman" w:eastAsiaTheme="majorEastAsia" w:hAnsi="Times New Roman" w:cs="Times New Roman"/>
-          <w:color w:val="111111"/>
-          <w:sz w:val="24"/>
-          <w:szCs w:val="24"/>
-          <w:shd w:val="clear" w:color="auto" w:fill="FBFBF3"/>
-        </w:rPr>
-      </w:pPr>
-      <w:r>
-        <w:rPr>
-          <w:rFonts w:ascii="Times New Roman" w:hAnsi="Times New Roman" w:cs="Times New Roman"/>
-          <w:color w:val="111111"/>
-          <w:sz w:val="24"/>
-          <w:szCs w:val="24"/>
-          <w:shd w:val="clear" w:color="auto" w:fill="FBFBF3"/>
-        </w:rPr>
-        <w:br w:type="page"/>
-      </w:r>
+          <w:sz w:val="24"/>
+          <w:szCs w:val="24"/>
+        </w:rPr>
+        <w:sectPr>
+          <w:pgSz w:w="11906" w:h="16838" w:code="9"/>
+          <w:pgMar w:top="1440" w:right="1440" w:bottom="1440" w:left="1440" w:header="720" w:footer="720" w:gutter="0"/>
+          <w:pgNumType w:fmt="lowerRoman" w:start="1"/>
+          <w:cols w:space="720"/>
+          <w:docGrid w:linePitch="360"/>
+        </w:sectPr>
+      </w:pPr>
     </w:p>
     <w:p>
       <w:pPr>
@@ -1587,21 +1621,7 @@
           <w:rFonts w:ascii="Times New Roman" w:hAnsi="Times New Roman" w:cs="Times New Roman"/>
           <w:sz w:val="24"/>
         </w:rPr>
-        <w:t>Recent advancements in voice recognition have been driven by the rapid progress of deep learning models and the availability of large-scale speech datasets. These developments have significantly improved the accuracy and efficiency of voice recognition systems, making them more accessible and widely used in various domains, including virtual assistants, transcription services, and voice-activated devices (</w:t>
-      </w:r>
-      <w:r>
-        <w:rPr>
-          <w:rFonts w:ascii="Times New Roman" w:hAnsi="Times New Roman" w:cs="Times New Roman"/>
-          <w:sz w:val="24"/>
-        </w:rPr>
-        <w:t>Hinton</w:t>
-      </w:r>
-      <w:r>
-        <w:rPr>
-          <w:rFonts w:ascii="Times New Roman" w:hAnsi="Times New Roman" w:cs="Times New Roman"/>
-          <w:sz w:val="24"/>
-        </w:rPr>
-        <w:t xml:space="preserve"> </w:t>
+        <w:t xml:space="preserve">Recent advancements in voice recognition have been driven by the rapid progress of deep learning models and the availability of large-scale speech datasets. These developments have significantly improved the accuracy and efficiency of voice recognition systems, making them more accessible and widely used in various domains, including virtual assistants, transcription services, and voice-activated devices (Hinton </w:t>
       </w:r>
       <w:r>
         <w:rPr>
@@ -1773,14 +1793,7 @@
           <w:rFonts w:ascii="Times New Roman" w:hAnsi="Times New Roman" w:cs="Times New Roman"/>
           <w:sz w:val="24"/>
         </w:rPr>
-        <w:t xml:space="preserve">., </w:t>
-      </w:r>
-      <w:r>
-        <w:rPr>
-          <w:rFonts w:ascii="Times New Roman" w:hAnsi="Times New Roman" w:cs="Times New Roman"/>
-          <w:sz w:val="24"/>
-        </w:rPr>
-        <w:t>2022</w:t>
+        <w:t>., 2022</w:t>
       </w:r>
       <w:r>
         <w:rPr>
@@ -1874,15 +1887,7 @@
           <w:i/>
           <w:sz w:val="24"/>
         </w:rPr>
-        <w:t xml:space="preserve"> </w:t>
-      </w:r>
-      <w:r>
-        <w:rPr>
-          <w:rFonts w:ascii="Times New Roman" w:hAnsi="Times New Roman" w:cs="Times New Roman"/>
-          <w:i/>
-          <w:sz w:val="24"/>
-        </w:rPr>
-        <w:t>et al</w:t>
+        <w:t xml:space="preserve"> et al</w:t>
       </w:r>
       <w:r>
         <w:rPr>
@@ -1968,8 +1973,18 @@
           <w:b/>
           <w:sz w:val="24"/>
         </w:rPr>
-        <w:t>Features of Voice Recognition</w:t>
-      </w:r>
+        <w:t>Literature Revi</w:t>
+      </w:r>
+      <w:r>
+        <w:rPr>
+          <w:rFonts w:ascii="Times New Roman" w:hAnsi="Times New Roman" w:cs="Times New Roman"/>
+          <w:b/>
+          <w:sz w:val="24"/>
+        </w:rPr>
+        <w:t>ew</w:t>
+      </w:r>
+      <w:bookmarkStart w:id="0" w:name="_GoBack"/>
+      <w:bookmarkEnd w:id="0"/>
     </w:p>
     <w:p>
       <w:pPr>
@@ -2262,15 +2277,7 @@
           <w:b/>
           <w:sz w:val="24"/>
         </w:rPr>
-        <w:t>Attention Mechanisms:</w:t>
-      </w:r>
-      <w:r>
-        <w:rPr>
-          <w:rFonts w:ascii="Times New Roman" w:hAnsi="Times New Roman" w:cs="Times New Roman"/>
-          <w:b/>
-          <w:sz w:val="24"/>
-        </w:rPr>
-        <w:t xml:space="preserve"> </w:t>
+        <w:t xml:space="preserve">Attention Mechanisms: </w:t>
       </w:r>
       <w:r>
         <w:rPr>
@@ -2292,14 +2299,7 @@
           <w:rFonts w:ascii="Times New Roman" w:hAnsi="Times New Roman" w:cs="Times New Roman"/>
           <w:sz w:val="24"/>
         </w:rPr>
-        <w:t xml:space="preserve">., </w:t>
-      </w:r>
-      <w:r>
-        <w:rPr>
-          <w:rFonts w:ascii="Times New Roman" w:hAnsi="Times New Roman" w:cs="Times New Roman"/>
-          <w:sz w:val="24"/>
-        </w:rPr>
-        <w:t>2021</w:t>
+        <w:t>., 2021</w:t>
       </w:r>
       <w:r>
         <w:rPr>
@@ -2324,15 +2324,7 @@
           <w:b/>
           <w:sz w:val="24"/>
         </w:rPr>
-        <w:t>Data Augmentation:</w:t>
-      </w:r>
-      <w:r>
-        <w:rPr>
-          <w:rFonts w:ascii="Times New Roman" w:hAnsi="Times New Roman" w:cs="Times New Roman"/>
-          <w:b/>
-          <w:sz w:val="24"/>
-        </w:rPr>
-        <w:t xml:space="preserve"> </w:t>
+        <w:t xml:space="preserve">Data Augmentation: </w:t>
       </w:r>
       <w:r>
         <w:rPr>
@@ -2958,16 +2950,7 @@
           <w:szCs w:val="24"/>
         </w:rPr>
         <w:lastRenderedPageBreak/>
-        <w:t xml:space="preserve">Importance </w:t>
-      </w:r>
-      <w:r>
-        <w:rPr>
-          <w:rFonts w:ascii="Times New Roman" w:hAnsi="Times New Roman" w:cs="Times New Roman"/>
-          <w:b/>
-          <w:sz w:val="24"/>
-          <w:szCs w:val="24"/>
-        </w:rPr>
-        <w:t xml:space="preserve">of Voice Recognition and Machine Translation </w:t>
+        <w:t xml:space="preserve">Importance of Voice Recognition and Machine Translation </w:t>
       </w:r>
     </w:p>
     <w:p>
@@ -2995,15 +2978,7 @@
           <w:sz w:val="24"/>
           <w:szCs w:val="24"/>
         </w:rPr>
-        <w:t xml:space="preserve"> </w:t>
-      </w:r>
-      <w:r>
-        <w:rPr>
-          <w:rFonts w:ascii="Times New Roman" w:hAnsi="Times New Roman" w:cs="Times New Roman"/>
-          <w:sz w:val="24"/>
-          <w:szCs w:val="24"/>
-        </w:rPr>
-        <w:t>(</w:t>
+        <w:t xml:space="preserve"> (</w:t>
       </w:r>
       <w:proofErr w:type="spellStart"/>
       <w:r>
@@ -3167,16 +3142,7 @@
           <w:sz w:val="24"/>
           <w:szCs w:val="24"/>
         </w:rPr>
-        <w:t>Enhancing User Experience:</w:t>
-      </w:r>
-      <w:r>
-        <w:rPr>
-          <w:rFonts w:ascii="Times New Roman" w:hAnsi="Times New Roman" w:cs="Times New Roman"/>
-          <w:b/>
-          <w:sz w:val="24"/>
-          <w:szCs w:val="24"/>
-        </w:rPr>
-        <w:t xml:space="preserve"> </w:t>
+        <w:t xml:space="preserve">Enhancing User Experience: </w:t>
       </w:r>
       <w:r>
         <w:rPr>
@@ -3262,16 +3228,7 @@
           <w:sz w:val="24"/>
           <w:szCs w:val="24"/>
         </w:rPr>
-        <w:t>Enabling Global Commerce:</w:t>
-      </w:r>
-      <w:r>
-        <w:rPr>
-          <w:rFonts w:ascii="Times New Roman" w:hAnsi="Times New Roman" w:cs="Times New Roman"/>
-          <w:b/>
-          <w:sz w:val="24"/>
-          <w:szCs w:val="24"/>
-        </w:rPr>
-        <w:t xml:space="preserve"> </w:t>
+        <w:t xml:space="preserve">Enabling Global Commerce: </w:t>
       </w:r>
       <w:r>
         <w:rPr>
@@ -3287,15 +3244,7 @@
           <w:sz w:val="24"/>
           <w:szCs w:val="24"/>
         </w:rPr>
-        <w:t xml:space="preserve"> </w:t>
-      </w:r>
-      <w:r>
-        <w:rPr>
-          <w:rFonts w:ascii="Times New Roman" w:hAnsi="Times New Roman" w:cs="Times New Roman"/>
-          <w:sz w:val="24"/>
-          <w:szCs w:val="24"/>
-        </w:rPr>
-        <w:t>(</w:t>
+        <w:t xml:space="preserve"> (</w:t>
       </w:r>
       <w:proofErr w:type="spellStart"/>
       <w:r>
@@ -3357,16 +3306,7 @@
           <w:sz w:val="24"/>
           <w:szCs w:val="24"/>
         </w:rPr>
-        <w:t>Empowering Education and Learning:</w:t>
-      </w:r>
-      <w:r>
-        <w:rPr>
-          <w:rFonts w:ascii="Times New Roman" w:hAnsi="Times New Roman" w:cs="Times New Roman"/>
-          <w:b/>
-          <w:sz w:val="24"/>
-          <w:szCs w:val="24"/>
-        </w:rPr>
-        <w:t xml:space="preserve"> </w:t>
+        <w:t xml:space="preserve">Empowering Education and Learning: </w:t>
       </w:r>
       <w:r>
         <w:rPr>
@@ -3391,15 +3331,7 @@
           <w:sz w:val="24"/>
           <w:szCs w:val="24"/>
         </w:rPr>
-        <w:t xml:space="preserve"> </w:t>
-      </w:r>
-      <w:r>
-        <w:rPr>
-          <w:rFonts w:ascii="Times New Roman" w:hAnsi="Times New Roman" w:cs="Times New Roman"/>
-          <w:sz w:val="24"/>
-          <w:szCs w:val="24"/>
-        </w:rPr>
-        <w:t>(</w:t>
+        <w:t xml:space="preserve"> (</w:t>
       </w:r>
       <w:proofErr w:type="spellStart"/>
       <w:r>
@@ -3460,12 +3392,37 @@
           <w:sz w:val="24"/>
           <w:szCs w:val="24"/>
         </w:rPr>
-        <w:t>Facilitating Emergency Services and Healthcare:</w:t>
-      </w:r>
-      <w:r>
-        <w:rPr>
-          <w:rFonts w:ascii="Times New Roman" w:hAnsi="Times New Roman" w:cs="Times New Roman"/>
-          <w:b/>
+        <w:t xml:space="preserve">Facilitating Emergency Services and Healthcare: </w:t>
+      </w:r>
+      <w:r>
+        <w:rPr>
+          <w:rFonts w:ascii="Times New Roman" w:hAnsi="Times New Roman" w:cs="Times New Roman"/>
+          <w:sz w:val="24"/>
+          <w:szCs w:val="24"/>
+        </w:rPr>
+        <w:t>In critical situations, Voice Recognition can be essential in emergency services, enabling responders to access vital information and communicate effectively in high-pressure scenarios. Machine Translation helps healthcare professionals communicate with patients who speak different languages, ensuring accurate medical information exchange and enhancing patient care in multicultural societies</w:t>
+      </w:r>
+      <w:r>
+        <w:rPr>
+          <w:rFonts w:ascii="Times New Roman" w:hAnsi="Times New Roman" w:cs="Times New Roman"/>
+          <w:sz w:val="24"/>
+          <w:szCs w:val="24"/>
+        </w:rPr>
+        <w:t xml:space="preserve"> (</w:t>
+      </w:r>
+      <w:proofErr w:type="spellStart"/>
+      <w:r>
+        <w:rPr>
+          <w:rFonts w:ascii="Times New Roman" w:hAnsi="Times New Roman" w:cs="Times New Roman"/>
+          <w:sz w:val="24"/>
+          <w:szCs w:val="24"/>
+        </w:rPr>
+        <w:t>Zeghidour</w:t>
+      </w:r>
+      <w:proofErr w:type="spellEnd"/>
+      <w:r>
+        <w:rPr>
+          <w:rFonts w:ascii="Times New Roman" w:hAnsi="Times New Roman" w:cs="Times New Roman"/>
           <w:sz w:val="24"/>
           <w:szCs w:val="24"/>
         </w:rPr>
@@ -3474,40 +3431,6 @@
       <w:r>
         <w:rPr>
           <w:rFonts w:ascii="Times New Roman" w:hAnsi="Times New Roman" w:cs="Times New Roman"/>
-          <w:sz w:val="24"/>
-          <w:szCs w:val="24"/>
-        </w:rPr>
-        <w:t>In critical situations, Voice Recognition can be essential in emergency services, enabling responders to access vital information and communicate effectively in high-pressure scenarios. Machine Translation helps healthcare professionals communicate with patients who speak different languages, ensuring accurate medical information exchange and enhancing patient care in multicultural societies</w:t>
-      </w:r>
-      <w:r>
-        <w:rPr>
-          <w:rFonts w:ascii="Times New Roman" w:hAnsi="Times New Roman" w:cs="Times New Roman"/>
-          <w:sz w:val="24"/>
-          <w:szCs w:val="24"/>
-        </w:rPr>
-        <w:t xml:space="preserve"> (</w:t>
-      </w:r>
-      <w:proofErr w:type="spellStart"/>
-      <w:r>
-        <w:rPr>
-          <w:rFonts w:ascii="Times New Roman" w:hAnsi="Times New Roman" w:cs="Times New Roman"/>
-          <w:sz w:val="24"/>
-          <w:szCs w:val="24"/>
-        </w:rPr>
-        <w:t>Zeghidour</w:t>
-      </w:r>
-      <w:proofErr w:type="spellEnd"/>
-      <w:r>
-        <w:rPr>
-          <w:rFonts w:ascii="Times New Roman" w:hAnsi="Times New Roman" w:cs="Times New Roman"/>
-          <w:sz w:val="24"/>
-          <w:szCs w:val="24"/>
-        </w:rPr>
-        <w:t xml:space="preserve"> </w:t>
-      </w:r>
-      <w:r>
-        <w:rPr>
-          <w:rFonts w:ascii="Times New Roman" w:hAnsi="Times New Roman" w:cs="Times New Roman"/>
           <w:i/>
           <w:sz w:val="24"/>
         </w:rPr>
@@ -3518,14 +3441,7 @@
           <w:rFonts w:ascii="Times New Roman" w:hAnsi="Times New Roman" w:cs="Times New Roman"/>
           <w:sz w:val="24"/>
         </w:rPr>
-        <w:t>.,</w:t>
-      </w:r>
-      <w:r>
-        <w:rPr>
-          <w:rFonts w:ascii="Times New Roman" w:hAnsi="Times New Roman" w:cs="Times New Roman"/>
-          <w:sz w:val="24"/>
-        </w:rPr>
-        <w:t xml:space="preserve"> 2020)</w:t>
+        <w:t>., 2020)</w:t>
       </w:r>
       <w:r>
         <w:rPr>
@@ -3578,15 +3494,7 @@
           <w:sz w:val="24"/>
           <w:szCs w:val="24"/>
         </w:rPr>
-        <w:t xml:space="preserve"> </w:t>
-      </w:r>
-      <w:r>
-        <w:rPr>
-          <w:rFonts w:ascii="Times New Roman" w:hAnsi="Times New Roman" w:cs="Times New Roman"/>
-          <w:sz w:val="24"/>
-          <w:szCs w:val="24"/>
-        </w:rPr>
-        <w:t>(</w:t>
+        <w:t xml:space="preserve"> (</w:t>
       </w:r>
       <w:proofErr w:type="spellStart"/>
       <w:r>
@@ -3673,15 +3581,7 @@
           <w:sz w:val="24"/>
           <w:szCs w:val="24"/>
         </w:rPr>
-        <w:t xml:space="preserve"> </w:t>
-      </w:r>
-      <w:r>
-        <w:rPr>
-          <w:rFonts w:ascii="Times New Roman" w:hAnsi="Times New Roman" w:cs="Times New Roman"/>
-          <w:sz w:val="24"/>
-          <w:szCs w:val="24"/>
-        </w:rPr>
-        <w:t>(</w:t>
+        <w:t xml:space="preserve"> (</w:t>
       </w:r>
       <w:proofErr w:type="spellStart"/>
       <w:r>
@@ -3859,15 +3759,7 @@
           <w:sz w:val="24"/>
           <w:szCs w:val="24"/>
         </w:rPr>
-        <w:t xml:space="preserve"> </w:t>
-      </w:r>
-      <w:r>
-        <w:rPr>
-          <w:rFonts w:ascii="Times New Roman" w:hAnsi="Times New Roman" w:cs="Times New Roman"/>
-          <w:sz w:val="24"/>
-          <w:szCs w:val="24"/>
-        </w:rPr>
-        <w:t>(</w:t>
+        <w:t xml:space="preserve"> (</w:t>
       </w:r>
       <w:proofErr w:type="spellStart"/>
       <w:r>
@@ -3944,15 +3836,7 @@
           <w:sz w:val="24"/>
           <w:szCs w:val="24"/>
         </w:rPr>
-        <w:t xml:space="preserve"> </w:t>
-      </w:r>
-      <w:r>
-        <w:rPr>
-          <w:rFonts w:ascii="Times New Roman" w:hAnsi="Times New Roman" w:cs="Times New Roman"/>
-          <w:sz w:val="24"/>
-          <w:szCs w:val="24"/>
-        </w:rPr>
-        <w:t>(</w:t>
+        <w:t xml:space="preserve"> (</w:t>
       </w:r>
       <w:proofErr w:type="spellStart"/>
       <w:r>
@@ -4031,15 +3915,7 @@
           <w:sz w:val="24"/>
           <w:szCs w:val="24"/>
         </w:rPr>
-        <w:t xml:space="preserve"> </w:t>
-      </w:r>
-      <w:r>
-        <w:rPr>
-          <w:rFonts w:ascii="Times New Roman" w:hAnsi="Times New Roman" w:cs="Times New Roman"/>
-          <w:sz w:val="24"/>
-          <w:szCs w:val="24"/>
-        </w:rPr>
-        <w:t>(</w:t>
+        <w:t xml:space="preserve"> (</w:t>
       </w:r>
       <w:proofErr w:type="spellStart"/>
       <w:r>
@@ -4116,15 +3992,7 @@
           <w:sz w:val="24"/>
           <w:szCs w:val="24"/>
         </w:rPr>
-        <w:t xml:space="preserve"> </w:t>
-      </w:r>
-      <w:r>
-        <w:rPr>
-          <w:rFonts w:ascii="Times New Roman" w:hAnsi="Times New Roman" w:cs="Times New Roman"/>
-          <w:sz w:val="24"/>
-          <w:szCs w:val="24"/>
-        </w:rPr>
-        <w:t>(</w:t>
+        <w:t xml:space="preserve"> (</w:t>
       </w:r>
       <w:proofErr w:type="spellStart"/>
       <w:r>
@@ -4202,15 +4070,7 @@
           <w:sz w:val="24"/>
           <w:szCs w:val="24"/>
         </w:rPr>
-        <w:t xml:space="preserve"> </w:t>
-      </w:r>
-      <w:r>
-        <w:rPr>
-          <w:rFonts w:ascii="Times New Roman" w:hAnsi="Times New Roman" w:cs="Times New Roman"/>
-          <w:sz w:val="24"/>
-          <w:szCs w:val="24"/>
-        </w:rPr>
-        <w:t>(</w:t>
+        <w:t xml:space="preserve"> (</w:t>
       </w:r>
       <w:proofErr w:type="spellStart"/>
       <w:r>
@@ -4310,15 +4170,7 @@
           <w:sz w:val="24"/>
           <w:szCs w:val="24"/>
         </w:rPr>
-        <w:t xml:space="preserve"> </w:t>
-      </w:r>
-      <w:r>
-        <w:rPr>
-          <w:rFonts w:ascii="Times New Roman" w:hAnsi="Times New Roman" w:cs="Times New Roman"/>
-          <w:sz w:val="24"/>
-          <w:szCs w:val="24"/>
-        </w:rPr>
-        <w:t>(</w:t>
+        <w:t xml:space="preserve"> (</w:t>
       </w:r>
       <w:proofErr w:type="spellStart"/>
       <w:r>
@@ -4396,15 +4248,7 @@
           <w:sz w:val="24"/>
           <w:szCs w:val="24"/>
         </w:rPr>
-        <w:t xml:space="preserve"> </w:t>
-      </w:r>
-      <w:r>
-        <w:rPr>
-          <w:rFonts w:ascii="Times New Roman" w:hAnsi="Times New Roman" w:cs="Times New Roman"/>
-          <w:sz w:val="24"/>
-          <w:szCs w:val="24"/>
-        </w:rPr>
-        <w:t>(</w:t>
+        <w:t xml:space="preserve"> (</w:t>
       </w:r>
       <w:proofErr w:type="spellStart"/>
       <w:r>
@@ -4482,15 +4326,7 @@
           <w:sz w:val="24"/>
           <w:szCs w:val="24"/>
         </w:rPr>
-        <w:t xml:space="preserve"> </w:t>
-      </w:r>
-      <w:r>
-        <w:rPr>
-          <w:rFonts w:ascii="Times New Roman" w:hAnsi="Times New Roman" w:cs="Times New Roman"/>
-          <w:sz w:val="24"/>
-          <w:szCs w:val="24"/>
-        </w:rPr>
-        <w:t>(</w:t>
+        <w:t xml:space="preserve"> (</w:t>
       </w:r>
       <w:proofErr w:type="spellStart"/>
       <w:r>
@@ -4568,15 +4404,7 @@
           <w:sz w:val="24"/>
           <w:szCs w:val="24"/>
         </w:rPr>
-        <w:t xml:space="preserve"> </w:t>
-      </w:r>
-      <w:r>
-        <w:rPr>
-          <w:rFonts w:ascii="Times New Roman" w:hAnsi="Times New Roman" w:cs="Times New Roman"/>
-          <w:sz w:val="24"/>
-          <w:szCs w:val="24"/>
-        </w:rPr>
-        <w:t>(</w:t>
+        <w:t xml:space="preserve"> (</w:t>
       </w:r>
       <w:proofErr w:type="spellStart"/>
       <w:r>
@@ -4654,15 +4482,7 @@
           <w:sz w:val="24"/>
           <w:szCs w:val="24"/>
         </w:rPr>
-        <w:t xml:space="preserve"> </w:t>
-      </w:r>
-      <w:r>
-        <w:rPr>
-          <w:rFonts w:ascii="Times New Roman" w:hAnsi="Times New Roman" w:cs="Times New Roman"/>
-          <w:sz w:val="24"/>
-          <w:szCs w:val="24"/>
-        </w:rPr>
-        <w:t>(</w:t>
+        <w:t xml:space="preserve"> (</w:t>
       </w:r>
       <w:proofErr w:type="spellStart"/>
       <w:r>
@@ -4740,15 +4560,7 @@
           <w:sz w:val="24"/>
           <w:szCs w:val="24"/>
         </w:rPr>
-        <w:t xml:space="preserve"> </w:t>
-      </w:r>
-      <w:r>
-        <w:rPr>
-          <w:rFonts w:ascii="Times New Roman" w:hAnsi="Times New Roman" w:cs="Times New Roman"/>
-          <w:sz w:val="24"/>
-          <w:szCs w:val="24"/>
-        </w:rPr>
-        <w:t>(</w:t>
+        <w:t xml:space="preserve"> (</w:t>
       </w:r>
       <w:proofErr w:type="spellStart"/>
       <w:r>
@@ -5093,16 +4905,7 @@
           <w:rFonts w:ascii="Times New Roman" w:hAnsi="Times New Roman" w:cs="Times New Roman"/>
           <w:sz w:val="24"/>
         </w:rPr>
-        <w:t>Bahdan</w:t>
-      </w:r>
-      <w:bookmarkStart w:id="0" w:name="_GoBack"/>
-      <w:bookmarkEnd w:id="0"/>
-      <w:r>
-        <w:rPr>
-          <w:rFonts w:ascii="Times New Roman" w:hAnsi="Times New Roman" w:cs="Times New Roman"/>
-          <w:sz w:val="24"/>
-        </w:rPr>
-        <w:t>au</w:t>
+        <w:t>Bahdanau</w:t>
       </w:r>
       <w:proofErr w:type="spellEnd"/>
       <w:r>
@@ -8201,6 +8004,36 @@
       <w:spacing w:after="0" w:line="240" w:lineRule="auto"/>
     </w:pPr>
   </w:style>
+  <w:style w:type="paragraph" w:styleId="BalloonText">
+    <w:name w:val="Balloon Text"/>
+    <w:basedOn w:val="Normal"/>
+    <w:link w:val="BalloonTextChar"/>
+    <w:uiPriority w:val="99"/>
+    <w:semiHidden/>
+    <w:unhideWhenUsed/>
+    <w:rsid w:val="005276C6"/>
+    <w:pPr>
+      <w:spacing w:after="0" w:line="240" w:lineRule="auto"/>
+    </w:pPr>
+    <w:rPr>
+      <w:rFonts w:ascii="Segoe UI" w:hAnsi="Segoe UI" w:cs="Segoe UI"/>
+      <w:sz w:val="18"/>
+      <w:szCs w:val="18"/>
+    </w:rPr>
+  </w:style>
+  <w:style w:type="character" w:customStyle="1" w:styleId="BalloonTextChar">
+    <w:name w:val="Balloon Text Char"/>
+    <w:basedOn w:val="DefaultParagraphFont"/>
+    <w:link w:val="BalloonText"/>
+    <w:uiPriority w:val="99"/>
+    <w:semiHidden/>
+    <w:rsid w:val="005276C6"/>
+    <w:rPr>
+      <w:rFonts w:ascii="Segoe UI" w:hAnsi="Segoe UI" w:cs="Segoe UI"/>
+      <w:sz w:val="18"/>
+      <w:szCs w:val="18"/>
+    </w:rPr>
+  </w:style>
 </w:styles>
 </file>
 
@@ -8497,4 +8330,16 @@
     </a:ext>
   </a:extLst>
 </a:theme>
+</file>
+
+<file path=customXml/item1.xml><?xml version="1.0" encoding="utf-8"?>
+<b:Sources xmlns:b="http://schemas.openxmlformats.org/officeDocument/2006/bibliography" xmlns="http://schemas.openxmlformats.org/officeDocument/2006/bibliography" SelectedStyle="\APASixthEditionOfficeOnline.xsl" StyleName="APA" Version="6"/>
+</file>
+
+<file path=customXml/itemProps1.xml><?xml version="1.0" encoding="utf-8"?>
+<ds:datastoreItem xmlns:ds="http://schemas.openxmlformats.org/officeDocument/2006/customXml" ds:itemID="{26B7EFEE-30AE-4036-8842-43933A551F3A}">
+  <ds:schemaRefs>
+    <ds:schemaRef ds:uri="http://schemas.openxmlformats.org/officeDocument/2006/bibliography"/>
+  </ds:schemaRefs>
+</ds:datastoreItem>
 </file>